--- a/Databases/ClickHiouse.docx
+++ b/Databases/ClickHiouse.docx
@@ -1,88 +1,90 @@
 
 <file path=word/document.xml><?xml version="1.0" encoding="utf-8"?>
-<w:document xmlns:wpc="http://schemas.microsoft.com/office/word/2010/wordprocessingCanvas" xmlns:cx="http://schemas.microsoft.com/office/drawing/2014/chartex" xmlns:cx1="http://schemas.microsoft.com/office/drawing/2015/9/8/chartex" xmlns:cx2="http://schemas.microsoft.com/office/drawing/2015/10/21/chartex" xmlns:cx3="http://schemas.microsoft.com/office/drawing/2016/5/9/chartex" xmlns:cx4="http://schemas.microsoft.com/office/drawing/2016/5/10/chartex" xmlns:cx5="http://schemas.microsoft.com/office/drawing/2016/5/11/chartex" xmlns:cx6="http://schemas.microsoft.com/office/drawing/2016/5/12/chartex" xmlns:cx7="http://schemas.microsoft.com/office/drawing/2016/5/13/chartex" xmlns:cx8="http://schemas.microsoft.com/office/drawing/2016/5/14/chartex" xmlns:mc="http://schemas.openxmlformats.org/markup-compatibility/2006" xmlns:aink="http://schemas.microsoft.com/office/drawing/2016/ink" xmlns:am3d="http://schemas.microsoft.com/office/drawing/2017/model3d" xmlns:o="urn:schemas-microsoft-com:office:office" xmlns:r="http://schemas.openxmlformats.org/officeDocument/2006/relationships" xmlns:m="http://schemas.openxmlformats.org/officeDocument/2006/math" xmlns:v="urn:schemas-microsoft-com:vml" xmlns:wp14="http://schemas.microsoft.com/office/word/2010/wordprocessingDrawing" xmlns:wp="http://schemas.openxmlformats.org/drawingml/2006/wordprocessingDrawing" xmlns:w10="urn:schemas-microsoft-com:office:word" xmlns:w="http://schemas.openxmlformats.org/wordprocessingml/2006/main" xmlns:w14="http://schemas.microsoft.com/office/word/2010/wordml" xmlns:w15="http://schemas.microsoft.com/office/word/2012/wordml" xmlns:w16cid="http://schemas.microsoft.com/office/word/2016/wordml/cid" xmlns:w16se="http://schemas.microsoft.com/office/word/2015/wordml/symex" xmlns:wpg="http://schemas.microsoft.com/office/word/2010/wordprocessingGroup" xmlns:wpi="http://schemas.microsoft.com/office/word/2010/wordprocessingInk" xmlns:wne="http://schemas.microsoft.com/office/word/2006/wordml" xmlns:wps="http://schemas.microsoft.com/office/word/2010/wordprocessingShape" mc:Ignorable="w14 w15 w16se w16cid wp14">
+<w:document xmlns:wpc="http://schemas.microsoft.com/office/word/2010/wordprocessingCanvas" xmlns:cx="http://schemas.microsoft.com/office/drawing/2014/chartex" xmlns:cx1="http://schemas.microsoft.com/office/drawing/2015/9/8/chartex" xmlns:cx2="http://schemas.microsoft.com/office/drawing/2015/10/21/chartex" xmlns:cx3="http://schemas.microsoft.com/office/drawing/2016/5/9/chartex" xmlns:cx4="http://schemas.microsoft.com/office/drawing/2016/5/10/chartex" xmlns:cx5="http://schemas.microsoft.com/office/drawing/2016/5/11/chartex" xmlns:cx6="http://schemas.microsoft.com/office/drawing/2016/5/12/chartex" xmlns:cx7="http://schemas.microsoft.com/office/drawing/2016/5/13/chartex" xmlns:cx8="http://schemas.microsoft.com/office/drawing/2016/5/14/chartex" xmlns:mc="http://schemas.openxmlformats.org/markup-compatibility/2006" xmlns:aink="http://schemas.microsoft.com/office/drawing/2016/ink" xmlns:am3d="http://schemas.microsoft.com/office/drawing/2017/model3d" xmlns:o="urn:schemas-microsoft-com:office:office" xmlns:oel="http://schemas.microsoft.com/office/2019/extlst" xmlns:r="http://schemas.openxmlformats.org/officeDocument/2006/relationships" xmlns:m="http://schemas.openxmlformats.org/officeDocument/2006/math" xmlns:v="urn:schemas-microsoft-com:vml" xmlns:wp14="http://schemas.microsoft.com/office/word/2010/wordprocessingDrawing" xmlns:wp="http://schemas.openxmlformats.org/drawingml/2006/wordprocessingDrawing" xmlns:w10="urn:schemas-microsoft-com:office:word" xmlns:w="http://schemas.openxmlformats.org/wordprocessingml/2006/main" xmlns:w14="http://schemas.microsoft.com/office/word/2010/wordml" xmlns:w15="http://schemas.microsoft.com/office/word/2012/wordml" xmlns:w16cex="http://schemas.microsoft.com/office/word/2018/wordml/cex" xmlns:w16cid="http://schemas.microsoft.com/office/word/2016/wordml/cid" xmlns:w16="http://schemas.microsoft.com/office/word/2018/wordml" xmlns:w16sdtdh="http://schemas.microsoft.com/office/word/2020/wordml/sdtdatahash" xmlns:w16se="http://schemas.microsoft.com/office/word/2015/wordml/symex" xmlns:wpg="http://schemas.microsoft.com/office/word/2010/wordprocessingGroup" xmlns:wpi="http://schemas.microsoft.com/office/word/2010/wordprocessingInk" xmlns:wne="http://schemas.microsoft.com/office/word/2006/wordml" xmlns:wps="http://schemas.microsoft.com/office/word/2010/wordprocessingShape" mc:Ignorable="w14 w15 w16se w16cid w16 w16cex w16sdtdh wp14">
   <w:body>
     <w:p>
       <w:pPr>
-        <w:pStyle w:val="a3"/>
+        <w:pStyle w:val="Subtitle"/>
+      </w:pPr>
+      <w:r>
         <w:rPr>
           <w:lang w:val="en-US"/>
         </w:rPr>
+        <w:t>Optimization</w:t>
+      </w:r>
+    </w:p>
+    <w:p>
+      <w:r>
+        <w:t xml:space="preserve">Лучше вставлять большими кусками (10 000 -100 000 строк), т.к. на каждую операцию вставки идут доп метаданные. </w:t>
+      </w:r>
+      <w:r>
+        <w:fldChar w:fldCharType="begin"/>
+      </w:r>
+      <w:r>
+        <w:instrText>HYPERLINK "https://clickhouse.com/docs/ru/guides/inserting-data?utm_source=chatgpt.com" \l "insert-in-large-batch-sizes"</w:instrText>
+      </w:r>
+      <w:r>
+        <w:fldChar w:fldCharType="separate"/>
+      </w:r>
+      <w:r>
+        <w:rPr>
+          <w:rStyle w:val="Hyperlink"/>
+        </w:rPr>
+        <w:t>https://clickhouse.com/docs/ru/guides/inserting-data?utm_source=chatgpt.com#insert-in-large-batch-sizes</w:t>
+      </w:r>
+      <w:r>
+        <w:rPr>
+          <w:rStyle w:val="Hyperlink"/>
+        </w:rPr>
+        <w:fldChar w:fldCharType="end"/>
+      </w:r>
+    </w:p>
+    <w:p>
+      <w:pPr>
+        <w:pStyle w:val="Title"/>
       </w:pPr>
       <w:r>
+        <w:t xml:space="preserve">Оптимизация вставок в </w:t>
+      </w:r>
+      <w:proofErr w:type="spellStart"/>
+      <w:r>
         <w:rPr>
           <w:lang w:val="en-US"/>
         </w:rPr>
-        <w:t>Optimization</w:t>
-      </w:r>
-    </w:p>
-    <w:p>
-      <w:r>
-        <w:t xml:space="preserve">Лучше вставлять большими кусками (10 000 -100 000 строк), т.к. на каждую операцию вставки идут </w:t>
+        <w:t>Clickhouse</w:t>
+      </w:r>
+      <w:proofErr w:type="spellEnd"/>
+      <w:r>
+        <w:t xml:space="preserve"> </w:t>
+      </w:r>
+      <w:r>
+        <w:t xml:space="preserve">через </w:t>
       </w:r>
       <w:proofErr w:type="spellStart"/>
       <w:r>
-        <w:t>доп</w:t>
+        <w:rPr>
+          <w:lang w:val="en-US"/>
+        </w:rPr>
+        <w:t>Kaffka</w:t>
       </w:r>
       <w:proofErr w:type="spellEnd"/>
       <w:r>
-        <w:t xml:space="preserve"> метаданные. </w:t>
-      </w:r>
+        <w:t xml:space="preserve"> </w:t>
+      </w:r>
+      <w:proofErr w:type="spellStart"/>
+      <w:r>
+        <w:rPr>
+          <w:lang w:val="en-US"/>
+        </w:rPr>
+        <w:t>SinkConnector</w:t>
+      </w:r>
+      <w:proofErr w:type="spellEnd"/>
+    </w:p>
+    <w:p>
       <w:hyperlink r:id="rId4" w:history="1">
         <w:r>
           <w:rPr>
-            <w:rStyle w:val="a5"/>
-          </w:rPr>
-          <w:t>https://clickhouse.com/docs/ru/guides/inserting-data?utm_source=chatgpt.com#insert-in-large-batch-sizes</w:t>
-        </w:r>
-      </w:hyperlink>
-    </w:p>
-    <w:p>
-      <w:pPr>
-        <w:pStyle w:val="a9"/>
-      </w:pPr>
-      <w:r>
-        <w:t xml:space="preserve">Оптимизация вставок в </w:t>
-      </w:r>
-      <w:proofErr w:type="spellStart"/>
-      <w:r>
-        <w:rPr>
-          <w:lang w:val="en-US"/>
-        </w:rPr>
-        <w:t>Clickhouse</w:t>
-      </w:r>
-      <w:proofErr w:type="spellEnd"/>
-      <w:r>
-        <w:t xml:space="preserve"> </w:t>
-      </w:r>
-      <w:r>
-        <w:t xml:space="preserve">через </w:t>
-      </w:r>
-      <w:proofErr w:type="spellStart"/>
-      <w:r>
-        <w:rPr>
-          <w:lang w:val="en-US"/>
-        </w:rPr>
-        <w:t>Kaffka</w:t>
-      </w:r>
-      <w:proofErr w:type="spellEnd"/>
-      <w:r>
-        <w:t xml:space="preserve"> </w:t>
-      </w:r>
-      <w:proofErr w:type="spellStart"/>
-      <w:r>
-        <w:rPr>
-          <w:lang w:val="en-US"/>
-        </w:rPr>
-        <w:t>SinkConnector</w:t>
-      </w:r>
-      <w:proofErr w:type="spellEnd"/>
-    </w:p>
-    <w:p>
-      <w:hyperlink r:id="rId5" w:history="1">
-        <w:r>
-          <w:rPr>
-            <w:rStyle w:val="a5"/>
+            <w:rStyle w:val="Hyperlink"/>
           </w:rPr>
           <w:t>https://habr.com/ru/companies/magnit/articles/926834/</w:t>
         </w:r>
@@ -95,7 +97,7 @@
     </w:p>
     <w:p>
       <w:pPr>
-        <w:pStyle w:val="a7"/>
+        <w:pStyle w:val="NormalWeb"/>
         <w:spacing w:before="180" w:beforeAutospacing="0" w:after="0" w:afterAutospacing="0"/>
         <w:rPr>
           <w:rFonts w:ascii="Arial" w:hAnsi="Arial" w:cs="Arial"/>
@@ -103,47 +105,15 @@
       </w:pPr>
       <w:r>
         <w:rPr>
-          <w:rStyle w:val="a8"/>
-          <w:rFonts w:ascii="Arial" w:hAnsi="Arial" w:cs="Arial"/>
-        </w:rPr>
-        <w:t xml:space="preserve">Первый этап оптимизации: настройка </w:t>
-      </w:r>
-      <w:proofErr w:type="spellStart"/>
-      <w:r>
-        <w:rPr>
-          <w:rStyle w:val="a8"/>
-          <w:rFonts w:ascii="Arial" w:hAnsi="Arial" w:cs="Arial"/>
-        </w:rPr>
-        <w:t>fetch</w:t>
-      </w:r>
-      <w:proofErr w:type="spellEnd"/>
-      <w:r>
-        <w:rPr>
-          <w:rStyle w:val="a8"/>
-          <w:rFonts w:ascii="Arial" w:hAnsi="Arial" w:cs="Arial"/>
-        </w:rPr>
-        <w:t xml:space="preserve"> и </w:t>
-      </w:r>
-      <w:proofErr w:type="spellStart"/>
-      <w:r>
-        <w:rPr>
-          <w:rStyle w:val="a8"/>
-          <w:rFonts w:ascii="Arial" w:hAnsi="Arial" w:cs="Arial"/>
-        </w:rPr>
-        <w:t>poll</w:t>
-      </w:r>
-      <w:proofErr w:type="spellEnd"/>
-      <w:r>
-        <w:rPr>
-          <w:rStyle w:val="a8"/>
-          <w:rFonts w:ascii="Arial" w:hAnsi="Arial" w:cs="Arial"/>
-        </w:rPr>
-        <w:t xml:space="preserve"> параметров</w:t>
+          <w:rStyle w:val="Strong"/>
+          <w:rFonts w:ascii="Arial" w:hAnsi="Arial" w:cs="Arial"/>
+        </w:rPr>
+        <w:t>Первый этап оптимизации: настройка fetch и poll параметров</w:t>
       </w:r>
     </w:p>
     <w:p>
       <w:pPr>
-        <w:pStyle w:val="a7"/>
+        <w:pStyle w:val="NormalWeb"/>
         <w:spacing w:before="360" w:beforeAutospacing="0" w:after="0" w:afterAutospacing="0"/>
         <w:rPr>
           <w:rFonts w:ascii="Arial" w:hAnsi="Arial" w:cs="Arial"/>
@@ -153,81 +123,11 @@
         <w:rPr>
           <w:rFonts w:ascii="Arial" w:hAnsi="Arial" w:cs="Arial"/>
         </w:rPr>
-        <w:t xml:space="preserve">Чтобы коннектор формировал крупные </w:t>
-      </w:r>
-      <w:proofErr w:type="spellStart"/>
-      <w:r>
-        <w:rPr>
-          <w:rFonts w:ascii="Arial" w:hAnsi="Arial" w:cs="Arial"/>
-        </w:rPr>
-        <w:t>батчи</w:t>
-      </w:r>
-      <w:proofErr w:type="spellEnd"/>
-      <w:r>
-        <w:rPr>
-          <w:rFonts w:ascii="Arial" w:hAnsi="Arial" w:cs="Arial"/>
-        </w:rPr>
-        <w:t xml:space="preserve">, мы скорректировали параметры потребителя </w:t>
-      </w:r>
-      <w:proofErr w:type="spellStart"/>
-      <w:r>
-        <w:rPr>
-          <w:rFonts w:ascii="Arial" w:hAnsi="Arial" w:cs="Arial"/>
-        </w:rPr>
-        <w:t>Kafka</w:t>
-      </w:r>
-      <w:proofErr w:type="spellEnd"/>
-      <w:r>
-        <w:rPr>
-          <w:rFonts w:ascii="Arial" w:hAnsi="Arial" w:cs="Arial"/>
-        </w:rPr>
-        <w:t xml:space="preserve"> (</w:t>
-      </w:r>
-      <w:proofErr w:type="spellStart"/>
-      <w:r>
-        <w:rPr>
-          <w:rFonts w:ascii="Arial" w:hAnsi="Arial" w:cs="Arial"/>
-        </w:rPr>
-        <w:t>Kafka</w:t>
-      </w:r>
-      <w:proofErr w:type="spellEnd"/>
-      <w:r>
-        <w:rPr>
-          <w:rFonts w:ascii="Arial" w:hAnsi="Arial" w:cs="Arial"/>
-        </w:rPr>
-        <w:t xml:space="preserve"> </w:t>
-      </w:r>
-      <w:proofErr w:type="spellStart"/>
-      <w:r>
-        <w:rPr>
-          <w:rFonts w:ascii="Arial" w:hAnsi="Arial" w:cs="Arial"/>
-        </w:rPr>
-        <w:t>Consumer</w:t>
-      </w:r>
-      <w:proofErr w:type="spellEnd"/>
-      <w:r>
-        <w:rPr>
-          <w:rFonts w:ascii="Arial" w:hAnsi="Arial" w:cs="Arial"/>
-        </w:rPr>
-        <w:t xml:space="preserve">), используемого </w:t>
-      </w:r>
-      <w:proofErr w:type="spellStart"/>
-      <w:r>
-        <w:rPr>
-          <w:rFonts w:ascii="Arial" w:hAnsi="Arial" w:cs="Arial"/>
-        </w:rPr>
-        <w:t>Sink</w:t>
-      </w:r>
-      <w:proofErr w:type="spellEnd"/>
-      <w:r>
-        <w:rPr>
-          <w:rFonts w:ascii="Arial" w:hAnsi="Arial" w:cs="Arial"/>
-        </w:rPr>
-        <w:t>-коннектором. Ниже в таблице приведены ключевые параметры </w:t>
-      </w:r>
-      <w:r>
-        <w:rPr>
-          <w:rStyle w:val="a8"/>
+        <w:t>Чтобы коннектор формировал крупные батчи, мы скорректировали параметры потребителя Kafka (Kafka Consumer), используемого Sink-коннектором. Ниже в таблице приведены ключевые параметры </w:t>
+      </w:r>
+      <w:r>
+        <w:rPr>
+          <w:rStyle w:val="Strong"/>
           <w:rFonts w:ascii="Arial" w:hAnsi="Arial" w:cs="Arial"/>
         </w:rPr>
         <w:t>до</w:t>
@@ -240,7 +140,7 @@
       </w:r>
       <w:r>
         <w:rPr>
-          <w:rStyle w:val="a8"/>
+          <w:rStyle w:val="Strong"/>
           <w:rFonts w:ascii="Arial" w:hAnsi="Arial" w:cs="Arial"/>
         </w:rPr>
         <w:t>после</w:t>
@@ -283,12 +183,12 @@
           </w:tcPr>
           <w:p>
             <w:pPr>
-              <w:pStyle w:val="a7"/>
+              <w:pStyle w:val="NormalWeb"/>
               <w:spacing w:before="0" w:beforeAutospacing="0" w:after="0" w:afterAutospacing="0"/>
             </w:pPr>
             <w:r>
               <w:rPr>
-                <w:rStyle w:val="a8"/>
+                <w:rStyle w:val="Strong"/>
               </w:rPr>
               <w:t>Параметр</w:t>
             </w:r>
@@ -307,12 +207,12 @@
           </w:tcPr>
           <w:p>
             <w:pPr>
-              <w:pStyle w:val="a7"/>
+              <w:pStyle w:val="NormalWeb"/>
               <w:spacing w:before="0" w:beforeAutospacing="0" w:after="0" w:afterAutospacing="0"/>
             </w:pPr>
             <w:r>
               <w:rPr>
-                <w:rStyle w:val="a8"/>
+                <w:rStyle w:val="Strong"/>
               </w:rPr>
               <w:t>Дефолтное значение</w:t>
             </w:r>
@@ -331,12 +231,12 @@
           </w:tcPr>
           <w:p>
             <w:pPr>
-              <w:pStyle w:val="a7"/>
+              <w:pStyle w:val="NormalWeb"/>
               <w:spacing w:before="0" w:beforeAutospacing="0" w:after="0" w:afterAutospacing="0"/>
             </w:pPr>
             <w:r>
               <w:rPr>
-                <w:rStyle w:val="a8"/>
+                <w:rStyle w:val="Strong"/>
               </w:rPr>
               <w:t>Измененное значение</w:t>
             </w:r>
@@ -355,12 +255,12 @@
           </w:tcPr>
           <w:p>
             <w:pPr>
-              <w:pStyle w:val="a7"/>
+              <w:pStyle w:val="NormalWeb"/>
               <w:spacing w:before="0" w:beforeAutospacing="0" w:after="0" w:afterAutospacing="0"/>
             </w:pPr>
             <w:r>
               <w:rPr>
-                <w:rStyle w:val="a8"/>
+                <w:rStyle w:val="Strong"/>
               </w:rPr>
               <w:t>Описание параметра</w:t>
             </w:r>
@@ -381,16 +281,12 @@
           </w:tcPr>
           <w:p>
             <w:pPr>
-              <w:pStyle w:val="a7"/>
-              <w:spacing w:before="0" w:beforeAutospacing="0" w:after="0" w:afterAutospacing="0"/>
-            </w:pPr>
-            <w:proofErr w:type="spellStart"/>
-            <w:proofErr w:type="gramStart"/>
+              <w:pStyle w:val="NormalWeb"/>
+              <w:spacing w:before="0" w:beforeAutospacing="0" w:after="0" w:afterAutospacing="0"/>
+            </w:pPr>
             <w:r>
               <w:t>fetch.min.bytes</w:t>
             </w:r>
-            <w:proofErr w:type="spellEnd"/>
-            <w:proofErr w:type="gramEnd"/>
           </w:p>
         </w:tc>
         <w:tc>
@@ -406,7 +302,7 @@
           </w:tcPr>
           <w:p>
             <w:pPr>
-              <w:pStyle w:val="a7"/>
+              <w:pStyle w:val="NormalWeb"/>
               <w:spacing w:before="0" w:beforeAutospacing="0" w:after="0" w:afterAutospacing="0"/>
             </w:pPr>
             <w:r>
@@ -427,7 +323,7 @@
           </w:tcPr>
           <w:p>
             <w:pPr>
-              <w:pStyle w:val="a7"/>
+              <w:pStyle w:val="NormalWeb"/>
               <w:spacing w:before="0" w:beforeAutospacing="0" w:after="0" w:afterAutospacing="0"/>
             </w:pPr>
             <w:r>
@@ -448,7 +344,7 @@
           </w:tcPr>
           <w:p>
             <w:pPr>
-              <w:pStyle w:val="a7"/>
+              <w:pStyle w:val="NormalWeb"/>
               <w:spacing w:before="0" w:beforeAutospacing="0" w:after="0" w:afterAutospacing="0"/>
             </w:pPr>
             <w:r>
@@ -471,7 +367,7 @@
           </w:tcPr>
           <w:p>
             <w:pPr>
-              <w:pStyle w:val="a7"/>
+              <w:pStyle w:val="NormalWeb"/>
               <w:spacing w:before="0" w:beforeAutospacing="0" w:after="0" w:afterAutospacing="0"/>
             </w:pPr>
             <w:r>
@@ -492,17 +388,12 @@
           </w:tcPr>
           <w:p>
             <w:pPr>
-              <w:pStyle w:val="a7"/>
-              <w:spacing w:before="0" w:beforeAutospacing="0" w:after="0" w:afterAutospacing="0"/>
-            </w:pPr>
-            <w:r>
-              <w:t xml:space="preserve">500 </w:t>
-            </w:r>
-            <w:proofErr w:type="spellStart"/>
-            <w:r>
-              <w:t>мс</w:t>
-            </w:r>
-            <w:proofErr w:type="spellEnd"/>
+              <w:pStyle w:val="NormalWeb"/>
+              <w:spacing w:before="0" w:beforeAutospacing="0" w:after="0" w:afterAutospacing="0"/>
+            </w:pPr>
+            <w:r>
+              <w:t>500 мс</w:t>
+            </w:r>
           </w:p>
         </w:tc>
         <w:tc>
@@ -518,19 +409,11 @@
           </w:tcPr>
           <w:p>
             <w:pPr>
-              <w:pStyle w:val="a7"/>
-              <w:spacing w:before="0" w:beforeAutospacing="0" w:after="0" w:afterAutospacing="0"/>
-            </w:pPr>
-            <w:r>
-              <w:t xml:space="preserve">72 000 </w:t>
-            </w:r>
-            <w:proofErr w:type="spellStart"/>
-            <w:r>
-              <w:t>мс</w:t>
-            </w:r>
-            <w:proofErr w:type="spellEnd"/>
-            <w:r>
-              <w:t xml:space="preserve"> (72 с)</w:t>
+              <w:pStyle w:val="NormalWeb"/>
+              <w:spacing w:before="0" w:beforeAutospacing="0" w:after="0" w:afterAutospacing="0"/>
+            </w:pPr>
+            <w:r>
+              <w:t>72 000 мс (72 с)</w:t>
             </w:r>
           </w:p>
         </w:tc>
@@ -547,29 +430,11 @@
           </w:tcPr>
           <w:p>
             <w:pPr>
-              <w:pStyle w:val="a7"/>
-              <w:spacing w:before="0" w:beforeAutospacing="0" w:after="0" w:afterAutospacing="0"/>
-            </w:pPr>
-            <w:r>
-              <w:t xml:space="preserve">Максимальное время, которое брокер будет ждать, чтобы набрать пачку размера </w:t>
-            </w:r>
-            <w:proofErr w:type="spellStart"/>
-            <w:proofErr w:type="gramStart"/>
-            <w:r>
-              <w:t>fetch.min.bytes</w:t>
-            </w:r>
-            <w:proofErr w:type="spellEnd"/>
-            <w:proofErr w:type="gramEnd"/>
-            <w:r>
-              <w:t xml:space="preserve">. </w:t>
-            </w:r>
-            <w:proofErr w:type="spellStart"/>
-            <w:r>
-              <w:t>Дефоолт</w:t>
-            </w:r>
-            <w:proofErr w:type="spellEnd"/>
-            <w:r>
-              <w:t xml:space="preserve"> – 0,5 с</w:t>
+              <w:pStyle w:val="NormalWeb"/>
+              <w:spacing w:before="0" w:beforeAutospacing="0" w:after="0" w:afterAutospacing="0"/>
+            </w:pPr>
+            <w:r>
+              <w:t>Максимальное время, которое брокер будет ждать, чтобы набрать пачку размера fetch.min.bytes. Дефоолт – 0,5 с</w:t>
             </w:r>
           </w:p>
         </w:tc>
@@ -588,19 +453,12 @@
           </w:tcPr>
           <w:p>
             <w:pPr>
-              <w:pStyle w:val="a7"/>
-              <w:spacing w:before="0" w:beforeAutospacing="0" w:after="0" w:afterAutospacing="0"/>
-            </w:pPr>
-            <w:proofErr w:type="spellStart"/>
-            <w:proofErr w:type="gramStart"/>
-            <w:r>
-              <w:t>max.poll</w:t>
-            </w:r>
-            <w:proofErr w:type="gramEnd"/>
-            <w:r>
-              <w:t>.records</w:t>
-            </w:r>
-            <w:proofErr w:type="spellEnd"/>
+              <w:pStyle w:val="NormalWeb"/>
+              <w:spacing w:before="0" w:beforeAutospacing="0" w:after="0" w:afterAutospacing="0"/>
+            </w:pPr>
+            <w:r>
+              <w:t>max.poll.records</w:t>
+            </w:r>
           </w:p>
         </w:tc>
         <w:tc>
@@ -616,7 +474,7 @@
           </w:tcPr>
           <w:p>
             <w:pPr>
-              <w:pStyle w:val="a7"/>
+              <w:pStyle w:val="NormalWeb"/>
               <w:spacing w:before="0" w:beforeAutospacing="0" w:after="0" w:afterAutospacing="0"/>
             </w:pPr>
             <w:r>
@@ -637,7 +495,7 @@
           </w:tcPr>
           <w:p>
             <w:pPr>
-              <w:pStyle w:val="a7"/>
+              <w:pStyle w:val="NormalWeb"/>
               <w:spacing w:before="0" w:beforeAutospacing="0" w:after="0" w:afterAutospacing="0"/>
             </w:pPr>
             <w:r>
@@ -658,24 +516,11 @@
           </w:tcPr>
           <w:p>
             <w:pPr>
-              <w:pStyle w:val="a7"/>
-              <w:spacing w:before="0" w:beforeAutospacing="0" w:after="0" w:afterAutospacing="0"/>
-            </w:pPr>
-            <w:r>
-              <w:t xml:space="preserve">Максимальное число сообщений, возвращаемых за один вызов </w:t>
-            </w:r>
-            <w:proofErr w:type="spellStart"/>
-            <w:proofErr w:type="gramStart"/>
-            <w:r>
-              <w:t>poll</w:t>
-            </w:r>
-            <w:proofErr w:type="spellEnd"/>
-            <w:r>
-              <w:t>(</w:t>
-            </w:r>
-            <w:proofErr w:type="gramEnd"/>
-            <w:r>
-              <w:t xml:space="preserve">). По умолчанию 500, мы увеличили до 50 000, </w:t>
+              <w:pStyle w:val="NormalWeb"/>
+              <w:spacing w:before="0" w:beforeAutospacing="0" w:after="0" w:afterAutospacing="0"/>
+            </w:pPr>
+            <w:r>
+              <w:t xml:space="preserve">Максимальное число сообщений, возвращаемых за один вызов poll(). По умолчанию 500, мы увеличили до 50 000, </w:t>
             </w:r>
           </w:p>
         </w:tc>
@@ -694,13 +539,13 @@
           </w:tcPr>
           <w:p>
             <w:pPr>
-              <w:pStyle w:val="a7"/>
-              <w:spacing w:before="0" w:beforeAutospacing="0" w:after="0" w:afterAutospacing="0"/>
-            </w:pPr>
-            <w:hyperlink r:id="rId6" w:tgtFrame="_blank" w:history="1">
+              <w:pStyle w:val="NormalWeb"/>
+              <w:spacing w:before="0" w:beforeAutospacing="0" w:after="0" w:afterAutospacing="0"/>
+            </w:pPr>
+            <w:hyperlink r:id="rId5" w:tgtFrame="_blank" w:history="1">
               <w:r>
                 <w:rPr>
-                  <w:rStyle w:val="a5"/>
+                  <w:rStyle w:val="Hyperlink"/>
                 </w:rPr>
                 <w:t>max.poll.interval.ms</w:t>
               </w:r>
@@ -720,19 +565,11 @@
           </w:tcPr>
           <w:p>
             <w:pPr>
-              <w:pStyle w:val="a7"/>
-              <w:spacing w:before="0" w:beforeAutospacing="0" w:after="0" w:afterAutospacing="0"/>
-            </w:pPr>
-            <w:r>
-              <w:t xml:space="preserve">300 000 </w:t>
-            </w:r>
-            <w:proofErr w:type="spellStart"/>
-            <w:r>
-              <w:t>мс</w:t>
-            </w:r>
-            <w:proofErr w:type="spellEnd"/>
-            <w:r>
-              <w:t xml:space="preserve"> (5 мин)</w:t>
+              <w:pStyle w:val="NormalWeb"/>
+              <w:spacing w:before="0" w:beforeAutospacing="0" w:after="0" w:afterAutospacing="0"/>
+            </w:pPr>
+            <w:r>
+              <w:t>300 000 мс (5 мин)</w:t>
             </w:r>
           </w:p>
         </w:tc>
@@ -749,19 +586,11 @@
           </w:tcPr>
           <w:p>
             <w:pPr>
-              <w:pStyle w:val="a7"/>
-              <w:spacing w:before="0" w:beforeAutospacing="0" w:after="0" w:afterAutospacing="0"/>
-            </w:pPr>
-            <w:r>
-              <w:t xml:space="preserve">120 000 </w:t>
-            </w:r>
-            <w:proofErr w:type="spellStart"/>
-            <w:r>
-              <w:t>мс</w:t>
-            </w:r>
-            <w:proofErr w:type="spellEnd"/>
-            <w:r>
-              <w:t xml:space="preserve"> (120 с)</w:t>
+              <w:pStyle w:val="NormalWeb"/>
+              <w:spacing w:before="0" w:beforeAutospacing="0" w:after="0" w:afterAutospacing="0"/>
+            </w:pPr>
+            <w:r>
+              <w:t>120 000 мс (120 с)</w:t>
             </w:r>
           </w:p>
         </w:tc>
@@ -778,37 +607,16 @@
           </w:tcPr>
           <w:p>
             <w:pPr>
-              <w:pStyle w:val="a7"/>
-              <w:spacing w:before="0" w:beforeAutospacing="0" w:after="0" w:afterAutospacing="0"/>
-            </w:pPr>
-            <w:r>
-              <w:t xml:space="preserve">Максимальная задержка между вызовами </w:t>
-            </w:r>
-            <w:proofErr w:type="spellStart"/>
-            <w:proofErr w:type="gramStart"/>
-            <w:r>
-              <w:t>poll</w:t>
-            </w:r>
-            <w:proofErr w:type="spellEnd"/>
-            <w:r>
-              <w:t>(</w:t>
-            </w:r>
-            <w:proofErr w:type="gramEnd"/>
-            <w:r>
-              <w:t xml:space="preserve">) при работе в составе группы потребителей. По умолчанию 5 минут: если потребитель не вызывает </w:t>
-            </w:r>
-            <w:proofErr w:type="spellStart"/>
-            <w:r>
-              <w:t>poll</w:t>
-            </w:r>
-            <w:proofErr w:type="spellEnd"/>
-            <w:r>
-              <w:t xml:space="preserve"> дольше, он считается «зависшим» </w:t>
-            </w:r>
-            <w:hyperlink r:id="rId7" w:anchor="max-poll-interval-ms" w:tgtFrame="_blank" w:history="1">
+              <w:pStyle w:val="NormalWeb"/>
+              <w:spacing w:before="0" w:beforeAutospacing="0" w:after="0" w:afterAutospacing="0"/>
+            </w:pPr>
+            <w:r>
+              <w:t>Максимальная задержка между вызовами poll() при работе в составе группы потребителей. По умолчанию 5 минут: если потребитель не вызывает poll дольше, он считается «зависшим» </w:t>
+            </w:r>
+            <w:hyperlink r:id="rId6" w:anchor="max-poll-interval-ms" w:tgtFrame="_blank" w:history="1">
               <w:r>
                 <w:rPr>
-                  <w:rStyle w:val="a5"/>
+                  <w:rStyle w:val="Hyperlink"/>
                 </w:rPr>
                 <w:t>и</w:t>
               </w:r>
@@ -816,10 +624,10 @@
             <w:r>
               <w:t> </w:t>
             </w:r>
-            <w:hyperlink r:id="rId8" w:anchor="max-poll-interval-ms" w:tgtFrame="_blank" w:history="1">
+            <w:hyperlink r:id="rId7" w:anchor="max-poll-interval-ms" w:tgtFrame="_blank" w:history="1">
               <w:r>
                 <w:rPr>
-                  <w:rStyle w:val="a5"/>
+                  <w:rStyle w:val="Hyperlink"/>
                 </w:rPr>
                 <w:t>исключается из группы</w:t>
               </w:r>
@@ -848,37 +656,7 @@
     <w:p>
       <w:r>
         <w:lastRenderedPageBreak/>
-        <w:t>После применения новых настроек данные действительно стали накапливаться в большие пачки. Однако поначалу возникли побочные эффекты, связанные с таймаутами</w:t>
-      </w:r>
-      <w:r>
-        <w:t xml:space="preserve">. </w:t>
-      </w:r>
-      <w:r>
-        <w:t xml:space="preserve">Мы получили разрывы подключения к </w:t>
-      </w:r>
-      <w:proofErr w:type="spellStart"/>
-      <w:r>
-        <w:t>Kafka</w:t>
-      </w:r>
-      <w:proofErr w:type="spellEnd"/>
-      <w:r>
-        <w:t xml:space="preserve">: в логах </w:t>
-      </w:r>
-      <w:proofErr w:type="spellStart"/>
-      <w:r>
-        <w:t>Kafka</w:t>
-      </w:r>
-      <w:proofErr w:type="spellEnd"/>
-      <w:r>
-        <w:t xml:space="preserve"> </w:t>
-      </w:r>
-      <w:proofErr w:type="spellStart"/>
-      <w:r>
-        <w:t>Client</w:t>
-      </w:r>
-      <w:proofErr w:type="spellEnd"/>
-      <w:r>
-        <w:t xml:space="preserve"> было сообщение о отключении от узла. Брокер разъединялся, потому что коннектор ждал ответ дольше дефолтных 30 с (при новом fetch.max.wait.ms = 72 секунд).</w:t>
+        <w:t>После применения новых настроек данные действительно стали накапливаться в большие пачки. Однако поначалу возникли побочные эффекты, связанные с таймаутами. Мы получили разрывы подключения к Kafka: в логах Kafka Client было сообщение о отключении от узла. Брокер разъединялся, потому что коннектор ждал ответ дольше дефолтных 30 с (при новом fetch.max.wait.ms = 72 секунд).</w:t>
       </w:r>
     </w:p>
     <w:p>
@@ -889,20 +667,12 @@
         <w:t>Решение</w:t>
       </w:r>
       <w:r>
-        <w:t xml:space="preserve">: повысить request.timeout.ms на клиенте до 100 с ("request.timeout.ms" = "100000"), чтобы покрыть максимальное время ожидания </w:t>
-      </w:r>
-      <w:proofErr w:type="spellStart"/>
-      <w:r>
-        <w:t>батча</w:t>
-      </w:r>
-      <w:proofErr w:type="spellEnd"/>
-      <w:r>
-        <w:t xml:space="preserve"> + возможные сетевые задержки. После увеличения этого параметра разрывы соединения прекратились.</w:t>
+        <w:t>: повысить request.timeout.ms на клиенте до 100 с ("request.timeout.ms" = "100000"), чтобы покрыть максимальное время ожидания батча + возможные сетевые задержки. После увеличения этого параметра разрывы соединения прекратились.</w:t>
       </w:r>
     </w:p>
     <w:p>
       <w:pPr>
-        <w:pStyle w:val="a7"/>
+        <w:pStyle w:val="NormalWeb"/>
         <w:spacing w:before="360" w:beforeAutospacing="0" w:after="0" w:afterAutospacing="0"/>
         <w:rPr>
           <w:rFonts w:ascii="Arial" w:hAnsi="Arial" w:cs="Arial"/>
@@ -910,49 +680,15 @@
       </w:pPr>
       <w:r>
         <w:rPr>
-          <w:rStyle w:val="a8"/>
-          <w:rFonts w:ascii="Arial" w:hAnsi="Arial" w:cs="Arial"/>
-        </w:rPr>
-        <w:t>Второй этап оптими</w:t>
-      </w:r>
-      <w:bookmarkStart w:id="0" w:name="_GoBack"/>
-      <w:bookmarkEnd w:id="0"/>
-      <w:r>
-        <w:rPr>
-          <w:rStyle w:val="a8"/>
-          <w:rFonts w:ascii="Arial" w:hAnsi="Arial" w:cs="Arial"/>
-        </w:rPr>
-        <w:t xml:space="preserve">зации: настройка </w:t>
-      </w:r>
-      <w:proofErr w:type="spellStart"/>
-      <w:r>
-        <w:rPr>
-          <w:rStyle w:val="a8"/>
-          <w:rFonts w:ascii="Arial" w:hAnsi="Arial" w:cs="Arial"/>
-        </w:rPr>
-        <w:t>ClickHouse</w:t>
-      </w:r>
-      <w:proofErr w:type="spellEnd"/>
-      <w:r>
-        <w:rPr>
-          <w:rStyle w:val="a8"/>
-          <w:rFonts w:ascii="Arial" w:hAnsi="Arial" w:cs="Arial"/>
-        </w:rPr>
-        <w:t xml:space="preserve">-коннектора с помощью опции </w:t>
-      </w:r>
-      <w:proofErr w:type="spellStart"/>
-      <w:r>
-        <w:rPr>
-          <w:rStyle w:val="a8"/>
-          <w:rFonts w:ascii="Arial" w:hAnsi="Arial" w:cs="Arial"/>
-        </w:rPr>
-        <w:t>ignorePartitionsWhenBatching</w:t>
-      </w:r>
-      <w:proofErr w:type="spellEnd"/>
+          <w:rStyle w:val="Strong"/>
+          <w:rFonts w:ascii="Arial" w:hAnsi="Arial" w:cs="Arial"/>
+        </w:rPr>
+        <w:t>Второй этап оптимизации: настройка ClickHouse-коннектора с помощью опции ignorePartitionsWhenBatching</w:t>
+      </w:r>
     </w:p>
     <w:p>
       <w:pPr>
-        <w:pStyle w:val="a7"/>
+        <w:pStyle w:val="NormalWeb"/>
         <w:spacing w:before="360" w:beforeAutospacing="0" w:after="0" w:afterAutospacing="0"/>
         <w:rPr>
           <w:rFonts w:ascii="Arial" w:hAnsi="Arial" w:cs="Arial"/>
@@ -962,96 +698,12 @@
         <w:rPr>
           <w:rFonts w:ascii="Arial" w:hAnsi="Arial" w:cs="Arial"/>
         </w:rPr>
-        <w:t xml:space="preserve">После оптимизации настроек потребителя </w:t>
-      </w:r>
-      <w:proofErr w:type="spellStart"/>
-      <w:r>
-        <w:rPr>
-          <w:rFonts w:ascii="Arial" w:hAnsi="Arial" w:cs="Arial"/>
-        </w:rPr>
-        <w:t>Kafka</w:t>
-      </w:r>
-      <w:proofErr w:type="spellEnd"/>
-      <w:r>
-        <w:rPr>
-          <w:rFonts w:ascii="Arial" w:hAnsi="Arial" w:cs="Arial"/>
-        </w:rPr>
-        <w:t xml:space="preserve"> на первом этапе (увеличен объём данных, забираемых за один запрос к брокеру), мы столкнулись с ограничением: по умолчанию коннектор </w:t>
-      </w:r>
-      <w:proofErr w:type="spellStart"/>
-      <w:r>
-        <w:rPr>
-          <w:rFonts w:ascii="Arial" w:hAnsi="Arial" w:cs="Arial"/>
-        </w:rPr>
-        <w:t>Kafka</w:t>
-      </w:r>
-      <w:proofErr w:type="spellEnd"/>
-      <w:r>
-        <w:rPr>
-          <w:rFonts w:ascii="Arial" w:hAnsi="Arial" w:cs="Arial"/>
-        </w:rPr>
-        <w:t xml:space="preserve"> → </w:t>
-      </w:r>
-      <w:proofErr w:type="spellStart"/>
-      <w:r>
-        <w:rPr>
-          <w:rFonts w:ascii="Arial" w:hAnsi="Arial" w:cs="Arial"/>
-        </w:rPr>
-        <w:t>ClickHouse</w:t>
-      </w:r>
-      <w:proofErr w:type="spellEnd"/>
-      <w:r>
-        <w:rPr>
-          <w:rFonts w:ascii="Arial" w:hAnsi="Arial" w:cs="Arial"/>
-        </w:rPr>
-        <w:t xml:space="preserve"> формирует INSERT-запросы, разбивая полученные сообщения по отдельным </w:t>
-      </w:r>
-      <w:proofErr w:type="spellStart"/>
-      <w:r>
-        <w:rPr>
-          <w:rFonts w:ascii="Arial" w:hAnsi="Arial" w:cs="Arial"/>
-        </w:rPr>
-        <w:t>батчам</w:t>
-      </w:r>
-      <w:proofErr w:type="spellEnd"/>
-      <w:r>
-        <w:rPr>
-          <w:rFonts w:ascii="Arial" w:hAnsi="Arial" w:cs="Arial"/>
-        </w:rPr>
-        <w:t xml:space="preserve"> согласно </w:t>
-      </w:r>
-      <w:proofErr w:type="spellStart"/>
-      <w:r>
-        <w:rPr>
-          <w:rFonts w:ascii="Arial" w:hAnsi="Arial" w:cs="Arial"/>
-        </w:rPr>
-        <w:t>партициям</w:t>
-      </w:r>
-      <w:proofErr w:type="spellEnd"/>
-      <w:r>
-        <w:rPr>
-          <w:rFonts w:ascii="Arial" w:hAnsi="Arial" w:cs="Arial"/>
-        </w:rPr>
-        <w:t xml:space="preserve"> </w:t>
-      </w:r>
-      <w:proofErr w:type="spellStart"/>
-      <w:r>
-        <w:rPr>
-          <w:rFonts w:ascii="Arial" w:hAnsi="Arial" w:cs="Arial"/>
-        </w:rPr>
-        <w:t>Kafka</w:t>
-      </w:r>
-      <w:proofErr w:type="spellEnd"/>
-      <w:r>
-        <w:rPr>
-          <w:rFonts w:ascii="Arial" w:hAnsi="Arial" w:cs="Arial"/>
-        </w:rPr>
-        <w:t>-топика.</w:t>
+        <w:t>После оптимизации настроек потребителя Kafka на первом этапе (увеличен объём данных, забираемых за один запрос к брокеру), мы столкнулись с ограничением: по умолчанию коннектор Kafka → ClickHouse формирует INSERT-запросы, разбивая полученные сообщения по отдельным батчам согласно партициям Kafka-топика.</w:t>
       </w:r>
     </w:p>
     <w:p>
       <w:pPr>
-        <w:pStyle w:val="a7"/>
+        <w:pStyle w:val="NormalWeb"/>
         <w:spacing w:before="360" w:beforeAutospacing="0" w:after="0" w:afterAutospacing="0"/>
         <w:rPr>
           <w:rFonts w:ascii="Arial" w:hAnsi="Arial" w:cs="Arial"/>
@@ -1061,90 +713,12 @@
         <w:rPr>
           <w:rFonts w:ascii="Arial" w:hAnsi="Arial" w:cs="Arial"/>
         </w:rPr>
-        <w:t xml:space="preserve">Это приводит к тому, что даже при достаточно большом объёме данных, который коннектор получает за один вызов метода </w:t>
-      </w:r>
-      <w:proofErr w:type="spellStart"/>
-      <w:proofErr w:type="gramStart"/>
-      <w:r>
-        <w:rPr>
-          <w:rFonts w:ascii="Arial" w:hAnsi="Arial" w:cs="Arial"/>
-        </w:rPr>
-        <w:t>poll</w:t>
-      </w:r>
-      <w:proofErr w:type="spellEnd"/>
-      <w:r>
-        <w:rPr>
-          <w:rFonts w:ascii="Arial" w:hAnsi="Arial" w:cs="Arial"/>
-        </w:rPr>
-        <w:t>(</w:t>
-      </w:r>
-      <w:proofErr w:type="gramEnd"/>
-      <w:r>
-        <w:rPr>
-          <w:rFonts w:ascii="Arial" w:hAnsi="Arial" w:cs="Arial"/>
-        </w:rPr>
-        <w:t xml:space="preserve">), данные всё равно отправляются в </w:t>
-      </w:r>
-      <w:proofErr w:type="spellStart"/>
-      <w:r>
-        <w:rPr>
-          <w:rFonts w:ascii="Arial" w:hAnsi="Arial" w:cs="Arial"/>
-        </w:rPr>
-        <w:t>ClickHouse</w:t>
-      </w:r>
-      <w:proofErr w:type="spellEnd"/>
-      <w:r>
-        <w:rPr>
-          <w:rFonts w:ascii="Arial" w:hAnsi="Arial" w:cs="Arial"/>
-        </w:rPr>
-        <w:t xml:space="preserve"> множеством мелких транзакций, так как каждый переход к новой </w:t>
-      </w:r>
-      <w:proofErr w:type="spellStart"/>
-      <w:r>
-        <w:rPr>
-          <w:rFonts w:ascii="Arial" w:hAnsi="Arial" w:cs="Arial"/>
-        </w:rPr>
-        <w:t>партиции</w:t>
-      </w:r>
-      <w:proofErr w:type="spellEnd"/>
-      <w:r>
-        <w:rPr>
-          <w:rFonts w:ascii="Arial" w:hAnsi="Arial" w:cs="Arial"/>
-        </w:rPr>
-        <w:t xml:space="preserve"> топика вынуждает отправить текущий </w:t>
-      </w:r>
-      <w:proofErr w:type="spellStart"/>
-      <w:r>
-        <w:rPr>
-          <w:rFonts w:ascii="Arial" w:hAnsi="Arial" w:cs="Arial"/>
-        </w:rPr>
-        <w:t>батч</w:t>
-      </w:r>
-      <w:proofErr w:type="spellEnd"/>
-      <w:r>
-        <w:rPr>
-          <w:rFonts w:ascii="Arial" w:hAnsi="Arial" w:cs="Arial"/>
-        </w:rPr>
-        <w:t xml:space="preserve"> и начать формирование нового. В итоге снижается эффективность передачи данных в </w:t>
-      </w:r>
-      <w:proofErr w:type="spellStart"/>
-      <w:r>
-        <w:rPr>
-          <w:rFonts w:ascii="Arial" w:hAnsi="Arial" w:cs="Arial"/>
-        </w:rPr>
-        <w:t>ClickHouse</w:t>
-      </w:r>
-      <w:proofErr w:type="spellEnd"/>
-      <w:r>
-        <w:rPr>
-          <w:rFonts w:ascii="Arial" w:hAnsi="Arial" w:cs="Arial"/>
-        </w:rPr>
-        <w:t>, так как кластер наиболее эффективен именно при крупных пакетных вставках.</w:t>
+        <w:t>Это приводит к тому, что даже при достаточно большом объёме данных, который коннектор получает за один вызов метода poll(), данные всё равно отправляются в ClickHouse множеством мелких транзакций, так как каждый переход к новой партиции топика вынуждает отправить текущий батч и начать формирование нового. В итоге снижается эффективность передачи данных в ClickHouse, так как кластер наиболее эффективен именно при крупных пакетных вставках.</w:t>
       </w:r>
     </w:p>
     <w:p>
       <w:pPr>
-        <w:pStyle w:val="a7"/>
+        <w:pStyle w:val="NormalWeb"/>
         <w:spacing w:before="360" w:beforeAutospacing="0" w:after="0" w:afterAutospacing="0"/>
         <w:rPr>
           <w:rFonts w:ascii="Arial" w:hAnsi="Arial" w:cs="Arial"/>
@@ -1159,39 +733,50 @@
     </w:p>
     <w:p>
       <w:pPr>
-        <w:pStyle w:val="a7"/>
+        <w:pStyle w:val="NormalWeb"/>
         <w:spacing w:before="360" w:beforeAutospacing="0" w:after="0" w:afterAutospacing="0"/>
         <w:rPr>
           <w:rFonts w:ascii="Arial" w:hAnsi="Arial" w:cs="Arial"/>
           <w:lang w:val="en-US"/>
         </w:rPr>
       </w:pPr>
-      <w:proofErr w:type="spellStart"/>
-      <w:r>
-        <w:rPr>
-          <w:rStyle w:val="a8"/>
-          <w:rFonts w:ascii="Arial" w:hAnsi="Arial" w:cs="Arial"/>
-        </w:rPr>
-        <w:t>ignorePartitionsWhenBatching</w:t>
-      </w:r>
-      <w:proofErr w:type="spellEnd"/>
-      <w:r>
-        <w:rPr>
-          <w:rStyle w:val="a8"/>
-          <w:rFonts w:ascii="Arial" w:hAnsi="Arial" w:cs="Arial"/>
-        </w:rPr>
-        <w:t xml:space="preserve"> = </w:t>
-      </w:r>
-      <w:r>
-        <w:rPr>
-          <w:rStyle w:val="a8"/>
+      <w:r>
+        <w:rPr>
+          <w:rStyle w:val="Strong"/>
+          <w:rFonts w:ascii="Arial" w:hAnsi="Arial" w:cs="Arial"/>
+        </w:rPr>
+        <w:t xml:space="preserve">ignorePartitionsWhenBatching = </w:t>
+      </w:r>
+      <w:r>
+        <w:rPr>
+          <w:rStyle w:val="Strong"/>
           <w:rFonts w:ascii="Arial" w:hAnsi="Arial" w:cs="Arial"/>
           <w:lang w:val="en-US"/>
         </w:rPr>
         <w:t>true</w:t>
       </w:r>
     </w:p>
-    <w:p/>
+    <w:p>
+      <w:pPr>
+        <w:rPr>
+          <w:lang w:val="en-US"/>
+        </w:rPr>
+      </w:pPr>
+    </w:p>
+    <w:p>
+      <w:pPr>
+        <w:rPr>
+          <w:lang w:val="en-US"/>
+        </w:rPr>
+      </w:pPr>
+    </w:p>
+    <w:p>
+      <w:pPr>
+        <w:rPr>
+          <w:lang w:val="en-US"/>
+        </w:rPr>
+      </w:pPr>
+    </w:p>
     <w:sectPr>
       <w:pgSz w:w="11906" w:h="16838"/>
       <w:pgMar w:top="1134" w:right="850" w:bottom="1134" w:left="1701" w:header="708" w:footer="708" w:gutter="0"/>
@@ -1203,7 +788,7 @@
 </file>
 
 <file path=word/styles.xml><?xml version="1.0" encoding="utf-8"?>
-<w:styles xmlns:mc="http://schemas.openxmlformats.org/markup-compatibility/2006" xmlns:r="http://schemas.openxmlformats.org/officeDocument/2006/relationships" xmlns:w="http://schemas.openxmlformats.org/wordprocessingml/2006/main" xmlns:w14="http://schemas.microsoft.com/office/word/2010/wordml" xmlns:w15="http://schemas.microsoft.com/office/word/2012/wordml" xmlns:w16cid="http://schemas.microsoft.com/office/word/2016/wordml/cid" xmlns:w16se="http://schemas.microsoft.com/office/word/2015/wordml/symex" mc:Ignorable="w14 w15 w16se w16cid">
+<w:styles xmlns:mc="http://schemas.openxmlformats.org/markup-compatibility/2006" xmlns:r="http://schemas.openxmlformats.org/officeDocument/2006/relationships" xmlns:w="http://schemas.openxmlformats.org/wordprocessingml/2006/main" xmlns:w14="http://schemas.microsoft.com/office/word/2010/wordml" xmlns:w15="http://schemas.microsoft.com/office/word/2012/wordml" xmlns:w16cex="http://schemas.microsoft.com/office/word/2018/wordml/cex" xmlns:w16cid="http://schemas.microsoft.com/office/word/2016/wordml/cid" xmlns:w16="http://schemas.microsoft.com/office/word/2018/wordml" xmlns:w16sdtdh="http://schemas.microsoft.com/office/word/2020/wordml/sdtdatahash" xmlns:w16se="http://schemas.microsoft.com/office/word/2015/wordml/symex" mc:Ignorable="w14 w15 w16se w16cid w16 w16cex w16sdtdh">
   <w:docDefaults>
     <w:rPrDefault>
       <w:rPr>
@@ -1219,7 +804,7 @@
       </w:pPr>
     </w:pPrDefault>
   </w:docDefaults>
-  <w:latentStyles w:defLockedState="0" w:defUIPriority="99" w:defSemiHidden="0" w:defUnhideWhenUsed="0" w:defQFormat="0" w:count="375">
+  <w:latentStyles w:defLockedState="0" w:defUIPriority="99" w:defSemiHidden="0" w:defUnhideWhenUsed="0" w:defQFormat="0" w:count="376">
     <w:lsdException w:name="Normal" w:uiPriority="0" w:qFormat="1"/>
     <w:lsdException w:name="heading 1" w:uiPriority="9" w:qFormat="1"/>
     <w:lsdException w:name="heading 2" w:semiHidden="1" w:uiPriority="9" w:unhideWhenUsed="1" w:qFormat="1"/>
@@ -1595,18 +1180,19 @@
     <w:lsdException w:name="Smart Hyperlink" w:semiHidden="1" w:unhideWhenUsed="1"/>
     <w:lsdException w:name="Hashtag" w:semiHidden="1" w:unhideWhenUsed="1"/>
     <w:lsdException w:name="Unresolved Mention" w:semiHidden="1" w:unhideWhenUsed="1"/>
+    <w:lsdException w:name="Smart Link" w:semiHidden="1" w:unhideWhenUsed="1"/>
   </w:latentStyles>
-  <w:style w:type="paragraph" w:default="1" w:styleId="a">
+  <w:style w:type="paragraph" w:default="1" w:styleId="Normal">
     <w:name w:val="Normal"/>
     <w:qFormat/>
   </w:style>
-  <w:style w:type="character" w:default="1" w:styleId="a0">
+  <w:style w:type="character" w:default="1" w:styleId="DefaultParagraphFont">
     <w:name w:val="Default Paragraph Font"/>
     <w:uiPriority w:val="1"/>
     <w:semiHidden/>
     <w:unhideWhenUsed/>
   </w:style>
-  <w:style w:type="table" w:default="1" w:styleId="a1">
+  <w:style w:type="table" w:default="1" w:styleId="TableNormal">
     <w:name w:val="Normal Table"/>
     <w:uiPriority w:val="99"/>
     <w:semiHidden/>
@@ -1621,17 +1207,17 @@
       </w:tblCellMar>
     </w:tblPr>
   </w:style>
-  <w:style w:type="numbering" w:default="1" w:styleId="a2">
+  <w:style w:type="numbering" w:default="1" w:styleId="NoList">
     <w:name w:val="No List"/>
     <w:uiPriority w:val="99"/>
     <w:semiHidden/>
     <w:unhideWhenUsed/>
   </w:style>
-  <w:style w:type="paragraph" w:styleId="a3">
+  <w:style w:type="paragraph" w:styleId="Subtitle">
     <w:name w:val="Subtitle"/>
-    <w:basedOn w:val="a"/>
-    <w:next w:val="a"/>
-    <w:link w:val="a4"/>
+    <w:basedOn w:val="Normal"/>
+    <w:next w:val="Normal"/>
+    <w:link w:val="SubtitleChar"/>
     <w:uiPriority w:val="11"/>
     <w:qFormat/>
     <w:rsid w:val="004058CB"/>
@@ -1646,10 +1232,10 @@
       <w:spacing w:val="15"/>
     </w:rPr>
   </w:style>
-  <w:style w:type="character" w:customStyle="1" w:styleId="a4">
-    <w:name w:val="Подзаголовок Знак"/>
-    <w:basedOn w:val="a0"/>
-    <w:link w:val="a3"/>
+  <w:style w:type="character" w:customStyle="1" w:styleId="SubtitleChar">
+    <w:name w:val="Subtitle Char"/>
+    <w:basedOn w:val="DefaultParagraphFont"/>
+    <w:link w:val="Subtitle"/>
     <w:uiPriority w:val="11"/>
     <w:rsid w:val="004058CB"/>
     <w:rPr>
@@ -1658,9 +1244,9 @@
       <w:spacing w:val="15"/>
     </w:rPr>
   </w:style>
-  <w:style w:type="character" w:styleId="a5">
+  <w:style w:type="character" w:styleId="Hyperlink">
     <w:name w:val="Hyperlink"/>
-    <w:basedOn w:val="a0"/>
+    <w:basedOn w:val="DefaultParagraphFont"/>
     <w:uiPriority w:val="99"/>
     <w:unhideWhenUsed/>
     <w:rsid w:val="004058CB"/>
@@ -1669,9 +1255,9 @@
       <w:u w:val="single"/>
     </w:rPr>
   </w:style>
-  <w:style w:type="character" w:styleId="a6">
+  <w:style w:type="character" w:styleId="UnresolvedMention">
     <w:name w:val="Unresolved Mention"/>
-    <w:basedOn w:val="a0"/>
+    <w:basedOn w:val="DefaultParagraphFont"/>
     <w:uiPriority w:val="99"/>
     <w:semiHidden/>
     <w:unhideWhenUsed/>
@@ -1681,9 +1267,9 @@
       <w:shd w:val="clear" w:color="auto" w:fill="E1DFDD"/>
     </w:rPr>
   </w:style>
-  <w:style w:type="paragraph" w:styleId="a7">
+  <w:style w:type="paragraph" w:styleId="NormalWeb">
     <w:name w:val="Normal (Web)"/>
-    <w:basedOn w:val="a"/>
+    <w:basedOn w:val="Normal"/>
     <w:uiPriority w:val="99"/>
     <w:semiHidden/>
     <w:unhideWhenUsed/>
@@ -1698,9 +1284,9 @@
       <w:lang w:eastAsia="ru-RU"/>
     </w:rPr>
   </w:style>
-  <w:style w:type="character" w:styleId="a8">
+  <w:style w:type="character" w:styleId="Strong">
     <w:name w:val="Strong"/>
-    <w:basedOn w:val="a0"/>
+    <w:basedOn w:val="DefaultParagraphFont"/>
     <w:uiPriority w:val="22"/>
     <w:qFormat/>
     <w:rsid w:val="004058CB"/>
@@ -1709,11 +1295,11 @@
       <w:bCs/>
     </w:rPr>
   </w:style>
-  <w:style w:type="paragraph" w:styleId="a9">
+  <w:style w:type="paragraph" w:styleId="Title">
     <w:name w:val="Title"/>
-    <w:basedOn w:val="a"/>
-    <w:next w:val="a"/>
-    <w:link w:val="aa"/>
+    <w:basedOn w:val="Normal"/>
+    <w:next w:val="Normal"/>
+    <w:link w:val="TitleChar"/>
     <w:uiPriority w:val="10"/>
     <w:qFormat/>
     <w:rsid w:val="001F07DC"/>
@@ -1729,10 +1315,10 @@
       <w:szCs w:val="56"/>
     </w:rPr>
   </w:style>
-  <w:style w:type="character" w:customStyle="1" w:styleId="aa">
-    <w:name w:val="Заголовок Знак"/>
-    <w:basedOn w:val="a0"/>
-    <w:link w:val="a9"/>
+  <w:style w:type="character" w:customStyle="1" w:styleId="TitleChar">
+    <w:name w:val="Title Char"/>
+    <w:basedOn w:val="DefaultParagraphFont"/>
+    <w:link w:val="Title"/>
     <w:uiPriority w:val="10"/>
     <w:rsid w:val="001F07DC"/>
     <w:rPr>
